--- a/Exams/CSC175 Sp26 Final Exam ANS.docx
+++ b/Exams/CSC175 Sp26 Final Exam ANS.docx
@@ -1729,25 +1729,7 @@
           <w:bCs/>
           <w:color w:val="000000"/>
         </w:rPr>
-        <w:t>What is the congestion window (</w:t>
-      </w:r>
-      <w:proofErr w:type="spellStart"/>
-      <w:r>
-        <w:rPr>
-          <w:rFonts w:eastAsia="Georgia" w:hAnsi="Georgia" w:cs="Georgia"/>
-          <w:bCs/>
-          <w:color w:val="000000"/>
-        </w:rPr>
-        <w:t>cwnd</w:t>
-      </w:r>
-      <w:proofErr w:type="spellEnd"/>
-      <w:r>
-        <w:rPr>
-          <w:rFonts w:eastAsia="Georgia" w:hAnsi="Georgia" w:cs="Georgia"/>
-          <w:bCs/>
-          <w:color w:val="000000"/>
-        </w:rPr>
-        <w:t>)?</w:t>
+        <w:t>What is the congestion window (cwnd)?</w:t>
       </w:r>
     </w:p>
     <w:p>
@@ -1933,21 +1915,7 @@
         <w:rPr>
           <w:bCs/>
         </w:rPr>
-        <w:t xml:space="preserve">ANS: C – Cumulative ACKs report the next expected byte, so after receiving bytes j through j+B−1, the receiver ACKs </w:t>
-      </w:r>
-      <w:proofErr w:type="spellStart"/>
-      <w:r>
-        <w:rPr>
-          <w:bCs/>
-        </w:rPr>
-        <w:t>j+B</w:t>
-      </w:r>
-      <w:proofErr w:type="spellEnd"/>
-      <w:r>
-        <w:rPr>
-          <w:bCs/>
-        </w:rPr>
-        <w:t>.</w:t>
+        <w:t>ANS: C – Cumulative ACKs report the next expected byte, so after receiving bytes j through j+B−1, the receiver ACKs j+B.</w:t>
       </w:r>
     </w:p>
     <w:p>
@@ -7104,25 +7072,7 @@
           <w:b/>
           <w:color w:val="000000" w:themeColor="text1"/>
         </w:rPr>
-        <w:t xml:space="preserve">R2’s route to </w:t>
-      </w:r>
-      <w:proofErr w:type="spellStart"/>
-      <w:r>
-        <w:rPr>
-          <w:rFonts w:eastAsia="Georgia" w:cs="Arial"/>
-          <w:b/>
-          <w:color w:val="000000" w:themeColor="text1"/>
-        </w:rPr>
-        <w:t>A</w:t>
-      </w:r>
-      <w:proofErr w:type="spellEnd"/>
-      <w:r>
-        <w:rPr>
-          <w:rFonts w:eastAsia="Georgia" w:cs="Arial"/>
-          <w:b/>
-          <w:color w:val="000000" w:themeColor="text1"/>
-        </w:rPr>
-        <w:t xml:space="preserve"> expires</w:t>
+        <w:t>R2’s route to A expires</w:t>
       </w:r>
       <w:r>
         <w:rPr>
@@ -10006,6 +9956,50 @@
           <w:rFonts w:eastAsia="Georgia" w:cs="Arial"/>
           <w:color w:val="000000" w:themeColor="text1"/>
         </w:rPr>
+        <w:t xml:space="preserve">(Note: if you wrote </w:t>
+      </w:r>
+      <w:r>
+        <w:rPr>
+          <w:rFonts w:eastAsia="Georgia" w:cs="Arial"/>
+          <w:color w:val="000000" w:themeColor="text1"/>
+        </w:rPr>
+        <w:t>A–R1–R2–R3–R2–R5–R6–R4–C</w:t>
+      </w:r>
+      <w:r>
+        <w:rPr>
+          <w:rFonts w:eastAsia="Georgia" w:cs="Arial"/>
+          <w:color w:val="000000" w:themeColor="text1"/>
+        </w:rPr>
+        <w:t xml:space="preserve"> it is also given full credit, since the original problem specification did not have the line “</w:t>
+      </w:r>
+      <w:r>
+        <w:rPr>
+          <w:rFonts w:eastAsia="Georgia" w:cs="Arial"/>
+          <w:color w:val="000000" w:themeColor="text1"/>
+        </w:rPr>
+        <w:t>Suppose R3 and R4 never send any updates</w:t>
+      </w:r>
+      <w:r>
+        <w:rPr>
+          <w:rFonts w:eastAsia="Georgia" w:cs="Arial"/>
+          <w:color w:val="000000" w:themeColor="text1"/>
+        </w:rPr>
+        <w:t>”.)</w:t>
+      </w:r>
+    </w:p>
+    <w:p>
+      <w:pPr>
+        <w:spacing w:after="100" w:line="300" w:lineRule="auto"/>
+        <w:rPr>
+          <w:rFonts w:eastAsia="Georgia" w:cs="Arial"/>
+          <w:color w:val="000000" w:themeColor="text1"/>
+        </w:rPr>
+      </w:pPr>
+      <w:r>
+        <w:rPr>
+          <w:rFonts w:eastAsia="Georgia" w:cs="Arial"/>
+          <w:color w:val="000000" w:themeColor="text1"/>
+        </w:rPr>
         <w:t>(b) R5–R6 fails. R5 and R6 recomputed but rest stale. The original best A→C route does not use R5 or R6 (it goes via R3–R4), so the path is unchanged: A–R1–R2–R3–R4–C.</w:t>
       </w:r>
     </w:p>
@@ -10082,6 +10076,7 @@
                 <w:color w:val="000000" w:themeColor="text1"/>
                 <w:lang w:eastAsia="zh-CN"/>
               </w:rPr>
+              <w:lastRenderedPageBreak/>
               <w:t>t (s)</w:t>
             </w:r>
           </w:p>
@@ -10238,7 +10233,6 @@
                 <w:color w:val="000000" w:themeColor="text1"/>
                 <w:lang w:eastAsia="zh-CN"/>
               </w:rPr>
-              <w:lastRenderedPageBreak/>
               <w:t>1</w:t>
             </w:r>
           </w:p>
@@ -12240,6 +12234,7 @@
                 <w:rFonts w:eastAsia="helvetica neue" w:cs="Arial"/>
                 <w:color w:val="000000" w:themeColor="text1"/>
               </w:rPr>
+              <w:lastRenderedPageBreak/>
               <w:t>192</w:t>
             </w:r>
           </w:p>
@@ -12366,7 +12361,6 @@
                 <w:rFonts w:eastAsia="helvetica neue" w:cs="Arial"/>
                 <w:color w:val="000000" w:themeColor="text1"/>
               </w:rPr>
-              <w:lastRenderedPageBreak/>
               <w:t>208</w:t>
             </w:r>
           </w:p>
@@ -13549,51 +13543,51 @@
           <w:color w:val="000000" w:themeColor="text1"/>
           <w:lang w:eastAsia="zh-CN"/>
         </w:rPr>
-        <w:t xml:space="preserve"> (6 pts) Determine the path (if any) between the following </w:t>
-      </w:r>
-      <w:proofErr w:type="spellStart"/>
-      <w:r>
+        <w:t xml:space="preserve"> (6 pts) Determine the path (if any) between the following ASes. If there is no path possible, write "None".</w:t>
+      </w:r>
+    </w:p>
+    <w:p>
+      <w:pPr>
         <w:rPr>
           <w:rFonts w:eastAsia="宋体" w:cs="Arial"/>
           <w:color w:val="000000" w:themeColor="text1"/>
           <w:lang w:eastAsia="zh-CN"/>
         </w:rPr>
-        <w:t>ASes</w:t>
-      </w:r>
-      <w:proofErr w:type="spellEnd"/>
+      </w:pPr>
       <w:r>
         <w:rPr>
           <w:rFonts w:eastAsia="宋体" w:cs="Arial"/>
           <w:color w:val="000000" w:themeColor="text1"/>
           <w:lang w:eastAsia="zh-CN"/>
         </w:rPr>
-        <w:t>. If there is no path possible, write "None".</w:t>
-      </w:r>
-    </w:p>
-    <w:p>
-      <w:pPr>
+        <w:t xml:space="preserve">(1) </w:t>
+      </w:r>
+      <w:r>
         <w:rPr>
           <w:rFonts w:eastAsia="宋体" w:cs="Arial"/>
           <w:color w:val="000000" w:themeColor="text1"/>
           <w:lang w:eastAsia="zh-CN"/>
         </w:rPr>
-      </w:pPr>
-      <w:r>
+        <w:t>J to M</w:t>
+      </w:r>
+    </w:p>
+    <w:p>
+      <w:pPr>
         <w:rPr>
           <w:rFonts w:eastAsia="宋体" w:cs="Arial"/>
           <w:color w:val="000000" w:themeColor="text1"/>
           <w:lang w:eastAsia="zh-CN"/>
         </w:rPr>
-        <w:t xml:space="preserve">(1) </w:t>
-      </w:r>
-      <w:r>
+      </w:pPr>
+    </w:p>
+    <w:p>
+      <w:pPr>
         <w:rPr>
           <w:rFonts w:eastAsia="宋体" w:cs="Arial"/>
           <w:color w:val="000000" w:themeColor="text1"/>
           <w:lang w:eastAsia="zh-CN"/>
         </w:rPr>
-        <w:t>J to M</w:t>
-      </w:r>
+      </w:pPr>
     </w:p>
     <w:p>
       <w:pPr>
@@ -13612,40 +13606,40 @@
           <w:lang w:eastAsia="zh-CN"/>
         </w:rPr>
       </w:pPr>
-    </w:p>
-    <w:p>
-      <w:pPr>
+      <w:r>
         <w:rPr>
           <w:rFonts w:eastAsia="宋体" w:cs="Arial"/>
           <w:color w:val="000000" w:themeColor="text1"/>
           <w:lang w:eastAsia="zh-CN"/>
         </w:rPr>
-      </w:pPr>
-    </w:p>
-    <w:p>
-      <w:pPr>
+        <w:t>(2)</w:t>
+      </w:r>
+      <w:r>
         <w:rPr>
           <w:rFonts w:eastAsia="宋体" w:cs="Arial"/>
           <w:color w:val="000000" w:themeColor="text1"/>
           <w:lang w:eastAsia="zh-CN"/>
         </w:rPr>
-      </w:pPr>
-      <w:r>
+        <w:t xml:space="preserve"> L to F</w:t>
+      </w:r>
+    </w:p>
+    <w:p>
+      <w:pPr>
         <w:rPr>
           <w:rFonts w:eastAsia="宋体" w:cs="Arial"/>
           <w:color w:val="000000" w:themeColor="text1"/>
           <w:lang w:eastAsia="zh-CN"/>
         </w:rPr>
-        <w:t>(2)</w:t>
-      </w:r>
-      <w:r>
+      </w:pPr>
+    </w:p>
+    <w:p>
+      <w:pPr>
         <w:rPr>
           <w:rFonts w:eastAsia="宋体" w:cs="Arial"/>
           <w:color w:val="000000" w:themeColor="text1"/>
           <w:lang w:eastAsia="zh-CN"/>
         </w:rPr>
-        <w:t xml:space="preserve"> L to F</w:t>
-      </w:r>
+      </w:pPr>
     </w:p>
     <w:p>
       <w:pPr>
@@ -13664,40 +13658,40 @@
           <w:lang w:eastAsia="zh-CN"/>
         </w:rPr>
       </w:pPr>
-    </w:p>
-    <w:p>
-      <w:pPr>
+      <w:r>
         <w:rPr>
           <w:rFonts w:eastAsia="宋体" w:cs="Arial"/>
           <w:color w:val="000000" w:themeColor="text1"/>
           <w:lang w:eastAsia="zh-CN"/>
         </w:rPr>
-      </w:pPr>
-    </w:p>
-    <w:p>
-      <w:pPr>
+        <w:t>(3)</w:t>
+      </w:r>
+      <w:r>
         <w:rPr>
           <w:rFonts w:eastAsia="宋体" w:cs="Arial"/>
           <w:color w:val="000000" w:themeColor="text1"/>
           <w:lang w:eastAsia="zh-CN"/>
         </w:rPr>
-      </w:pPr>
-      <w:r>
+        <w:t xml:space="preserve"> E to F</w:t>
+      </w:r>
+    </w:p>
+    <w:p>
+      <w:pPr>
         <w:rPr>
           <w:rFonts w:eastAsia="宋体" w:cs="Arial"/>
           <w:color w:val="000000" w:themeColor="text1"/>
           <w:lang w:eastAsia="zh-CN"/>
         </w:rPr>
-        <w:t>(3)</w:t>
-      </w:r>
-      <w:r>
+      </w:pPr>
+    </w:p>
+    <w:p>
+      <w:pPr>
         <w:rPr>
           <w:rFonts w:eastAsia="宋体" w:cs="Arial"/>
           <w:color w:val="000000" w:themeColor="text1"/>
           <w:lang w:eastAsia="zh-CN"/>
         </w:rPr>
-        <w:t xml:space="preserve"> E to F</w:t>
-      </w:r>
+      </w:pPr>
     </w:p>
     <w:p>
       <w:pPr>
@@ -13716,65 +13710,29 @@
           <w:lang w:eastAsia="zh-CN"/>
         </w:rPr>
       </w:pPr>
-    </w:p>
-    <w:p>
-      <w:pPr>
+      <w:r>
         <w:rPr>
           <w:rFonts w:eastAsia="宋体" w:cs="Arial"/>
           <w:color w:val="000000" w:themeColor="text1"/>
           <w:lang w:eastAsia="zh-CN"/>
         </w:rPr>
-      </w:pPr>
-    </w:p>
-    <w:p>
-      <w:pPr>
+        <w:t>(b)</w:t>
+      </w:r>
+      <w:r>
         <w:rPr>
           <w:rFonts w:eastAsia="宋体" w:cs="Arial"/>
           <w:color w:val="000000" w:themeColor="text1"/>
           <w:lang w:eastAsia="zh-CN"/>
         </w:rPr>
-      </w:pPr>
+        <w:t xml:space="preserve"> (2 pts) </w:t>
+      </w:r>
       <w:r>
         <w:rPr>
           <w:rFonts w:eastAsia="宋体" w:cs="Arial"/>
           <w:color w:val="000000" w:themeColor="text1"/>
           <w:lang w:eastAsia="zh-CN"/>
         </w:rPr>
-        <w:t>(b)</w:t>
-      </w:r>
-      <w:r>
-        <w:rPr>
-          <w:rFonts w:eastAsia="宋体" w:cs="Arial"/>
-          <w:color w:val="000000" w:themeColor="text1"/>
-          <w:lang w:eastAsia="zh-CN"/>
-        </w:rPr>
-        <w:t xml:space="preserve"> (2 pts) </w:t>
-      </w:r>
-      <w:r>
-        <w:rPr>
-          <w:rFonts w:eastAsia="宋体" w:cs="Arial"/>
-          <w:color w:val="000000" w:themeColor="text1"/>
-          <w:lang w:eastAsia="zh-CN"/>
-        </w:rPr>
-        <w:t xml:space="preserve">When AS D sends BGP advertisements to AS C, which destination </w:t>
-      </w:r>
-      <w:proofErr w:type="spellStart"/>
-      <w:r>
-        <w:rPr>
-          <w:rFonts w:eastAsia="宋体" w:cs="Arial"/>
-          <w:color w:val="000000" w:themeColor="text1"/>
-          <w:lang w:eastAsia="zh-CN"/>
-        </w:rPr>
-        <w:t>ASes</w:t>
-      </w:r>
-      <w:proofErr w:type="spellEnd"/>
-      <w:r>
-        <w:rPr>
-          <w:rFonts w:eastAsia="宋体" w:cs="Arial"/>
-          <w:color w:val="000000" w:themeColor="text1"/>
-          <w:lang w:eastAsia="zh-CN"/>
-        </w:rPr>
-        <w:t xml:space="preserve"> can appear in those advertisements?</w:t>
+        <w:t>When AS D sends BGP advertisements to AS C, which destination ASes can appear in those advertisements?</w:t>
       </w:r>
     </w:p>
     <w:p>
@@ -14197,59 +14155,23 @@
           <w:color w:val="000000" w:themeColor="text1"/>
           <w:lang w:eastAsia="zh-CN"/>
         </w:rPr>
-        <w:t xml:space="preserve"> (</w:t>
-      </w:r>
-      <w:proofErr w:type="spellStart"/>
+        <w:t xml:space="preserve"> (cwnd)</w:t>
+      </w:r>
       <w:r>
         <w:rPr>
           <w:rFonts w:eastAsia="宋体" w:cs="Arial"/>
           <w:color w:val="000000" w:themeColor="text1"/>
           <w:lang w:eastAsia="zh-CN"/>
         </w:rPr>
-        <w:t>cwnd</w:t>
-      </w:r>
-      <w:proofErr w:type="spellEnd"/>
+        <w:t xml:space="preserve"> size = 20 bytes. (Assume there is no congestion control, so the send window</w:t>
+      </w:r>
       <w:r>
         <w:rPr>
           <w:rFonts w:eastAsia="宋体" w:cs="Arial"/>
           <w:color w:val="000000" w:themeColor="text1"/>
           <w:lang w:eastAsia="zh-CN"/>
         </w:rPr>
-        <w:t>)</w:t>
-      </w:r>
-      <w:r>
-        <w:rPr>
-          <w:rFonts w:eastAsia="宋体" w:cs="Arial"/>
-          <w:color w:val="000000" w:themeColor="text1"/>
-          <w:lang w:eastAsia="zh-CN"/>
-        </w:rPr>
-        <w:t xml:space="preserve"> size = 20 bytes. (Assume there is no congestion control, so the send window</w:t>
-      </w:r>
-      <w:r>
-        <w:rPr>
-          <w:rFonts w:eastAsia="宋体" w:cs="Arial"/>
-          <w:color w:val="000000" w:themeColor="text1"/>
-          <w:lang w:eastAsia="zh-CN"/>
-        </w:rPr>
-        <w:t xml:space="preserve"> (</w:t>
-      </w:r>
-      <w:proofErr w:type="spellStart"/>
-      <w:r>
-        <w:rPr>
-          <w:rFonts w:eastAsia="宋体" w:cs="Arial"/>
-          <w:color w:val="000000" w:themeColor="text1"/>
-          <w:lang w:eastAsia="zh-CN"/>
-        </w:rPr>
-        <w:t>cwnd</w:t>
-      </w:r>
-      <w:proofErr w:type="spellEnd"/>
-      <w:r>
-        <w:rPr>
-          <w:rFonts w:eastAsia="宋体" w:cs="Arial"/>
-          <w:color w:val="000000" w:themeColor="text1"/>
-          <w:lang w:eastAsia="zh-CN"/>
-        </w:rPr>
-        <w:t>)</w:t>
+        <w:t xml:space="preserve"> (cwnd)</w:t>
       </w:r>
       <w:r>
         <w:rPr>
@@ -15370,43 +15292,7 @@
           <w:color w:val="000000" w:themeColor="text1"/>
           <w:lang w:eastAsia="zh-CN"/>
         </w:rPr>
-        <w:t xml:space="preserve"> TCP sends a "flight" of packets of size </w:t>
-      </w:r>
-      <w:proofErr w:type="spellStart"/>
-      <w:r>
-        <w:rPr>
-          <w:rFonts w:eastAsia="宋体" w:cs="Arial"/>
-          <w:color w:val="000000" w:themeColor="text1"/>
-          <w:lang w:eastAsia="zh-CN"/>
-        </w:rPr>
-        <w:t>cwnd</w:t>
-      </w:r>
-      <w:proofErr w:type="spellEnd"/>
-      <w:r>
-        <w:rPr>
-          <w:rFonts w:eastAsia="宋体" w:cs="Arial"/>
-          <w:color w:val="000000" w:themeColor="text1"/>
-          <w:lang w:eastAsia="zh-CN"/>
-        </w:rPr>
-        <w:t xml:space="preserve"> at the beginning of each time unit. The initial value of </w:t>
-      </w:r>
-      <w:proofErr w:type="spellStart"/>
-      <w:r>
-        <w:rPr>
-          <w:rFonts w:eastAsia="宋体" w:cs="Arial"/>
-          <w:color w:val="000000" w:themeColor="text1"/>
-          <w:lang w:eastAsia="zh-CN"/>
-        </w:rPr>
-        <w:t>cwnd</w:t>
-      </w:r>
-      <w:proofErr w:type="spellEnd"/>
-      <w:r>
-        <w:rPr>
-          <w:rFonts w:eastAsia="宋体" w:cs="Arial"/>
-          <w:color w:val="000000" w:themeColor="text1"/>
-          <w:lang w:eastAsia="zh-CN"/>
-        </w:rPr>
-        <w:t xml:space="preserve"> is 1. Assume: </w:t>
+        <w:t xml:space="preserve"> TCP sends a "flight" of packets of size cwnd at the beginning of each time unit. The initial value of cwnd is 1. Assume: </w:t>
       </w:r>
       <w:r>
         <w:rPr>
@@ -15510,25 +15396,7 @@
           <w:color w:val="000000" w:themeColor="text1"/>
           <w:lang w:eastAsia="zh-CN"/>
         </w:rPr>
-        <w:t xml:space="preserve">Note: if </w:t>
-      </w:r>
-      <w:proofErr w:type="spellStart"/>
-      <w:r>
-        <w:rPr>
-          <w:rFonts w:eastAsia="宋体" w:cs="Arial"/>
-          <w:color w:val="000000" w:themeColor="text1"/>
-          <w:lang w:eastAsia="zh-CN"/>
-        </w:rPr>
-        <w:t>cwnd</w:t>
-      </w:r>
-      <w:proofErr w:type="spellEnd"/>
-      <w:r>
-        <w:rPr>
-          <w:rFonts w:eastAsia="宋体" w:cs="Arial"/>
-          <w:color w:val="000000" w:themeColor="text1"/>
-          <w:lang w:eastAsia="zh-CN"/>
-        </w:rPr>
-        <w:t xml:space="preserve"> is an odd number, then take</w:t>
+        <w:t>Note: if cwnd is an odd number, then take</w:t>
       </w:r>
       <w:r>
         <w:rPr>
@@ -15923,17 +15791,8 @@
           <w:rFonts w:cs="Arial"/>
           <w:color w:val="000000" w:themeColor="text1"/>
         </w:rPr>
-        <w:t xml:space="preserve">What is the initial </w:t>
-      </w:r>
-      <w:proofErr w:type="spellStart"/>
-      <w:r>
-        <w:rPr>
-          <w:rFonts w:cs="Arial"/>
-          <w:color w:val="000000" w:themeColor="text1"/>
-        </w:rPr>
-        <w:t>ssthresh</w:t>
-      </w:r>
-      <w:proofErr w:type="spellEnd"/>
+        <w:t>What is the initial ssthresh</w:t>
+      </w:r>
       <w:r>
         <w:rPr>
           <w:rFonts w:cs="Arial"/>
@@ -16006,39 +15865,7 @@
           <w:rFonts w:cs="Arial"/>
           <w:color w:val="000000" w:themeColor="text1"/>
         </w:rPr>
-        <w:t xml:space="preserve">What are the values of </w:t>
-      </w:r>
-      <w:proofErr w:type="spellStart"/>
-      <w:r>
-        <w:rPr>
-          <w:rFonts w:cs="Arial"/>
-          <w:color w:val="000000" w:themeColor="text1"/>
-        </w:rPr>
-        <w:t>ssthresh</w:t>
-      </w:r>
-      <w:proofErr w:type="spellEnd"/>
-      <w:r>
-        <w:rPr>
-          <w:rFonts w:cs="Arial"/>
-          <w:color w:val="000000" w:themeColor="text1"/>
-        </w:rPr>
-        <w:t xml:space="preserve"> and </w:t>
-      </w:r>
-      <w:proofErr w:type="spellStart"/>
-      <w:r>
-        <w:rPr>
-          <w:rFonts w:cs="Arial"/>
-          <w:color w:val="000000" w:themeColor="text1"/>
-        </w:rPr>
-        <w:t>cwnd</w:t>
-      </w:r>
-      <w:proofErr w:type="spellEnd"/>
-      <w:r>
-        <w:rPr>
-          <w:rFonts w:cs="Arial"/>
-          <w:color w:val="000000" w:themeColor="text1"/>
-        </w:rPr>
-        <w:t xml:space="preserve"> immediately after the first loss?</w:t>
+        <w:t>What are the values of ssthresh and cwnd immediately after the first loss?</w:t>
       </w:r>
     </w:p>
     <w:p>
@@ -16098,39 +15925,7 @@
           <w:rFonts w:cs="Arial"/>
           <w:color w:val="000000" w:themeColor="text1"/>
         </w:rPr>
-        <w:t xml:space="preserve">What are the values of </w:t>
-      </w:r>
-      <w:proofErr w:type="spellStart"/>
-      <w:r>
-        <w:rPr>
-          <w:rFonts w:cs="Arial"/>
-          <w:color w:val="000000" w:themeColor="text1"/>
-        </w:rPr>
-        <w:t>ssthresh</w:t>
-      </w:r>
-      <w:proofErr w:type="spellEnd"/>
-      <w:r>
-        <w:rPr>
-          <w:rFonts w:cs="Arial"/>
-          <w:color w:val="000000" w:themeColor="text1"/>
-        </w:rPr>
-        <w:t xml:space="preserve"> and </w:t>
-      </w:r>
-      <w:proofErr w:type="spellStart"/>
-      <w:r>
-        <w:rPr>
-          <w:rFonts w:cs="Arial"/>
-          <w:color w:val="000000" w:themeColor="text1"/>
-        </w:rPr>
-        <w:t>cwnd</w:t>
-      </w:r>
-      <w:proofErr w:type="spellEnd"/>
-      <w:r>
-        <w:rPr>
-          <w:rFonts w:cs="Arial"/>
-          <w:color w:val="000000" w:themeColor="text1"/>
-        </w:rPr>
-        <w:t xml:space="preserve"> immediately after the second loss?</w:t>
+        <w:t>What are the values of ssthresh and cwnd immediately after the second loss?</w:t>
       </w:r>
     </w:p>
     <w:p>
@@ -16190,23 +15985,7 @@
           <w:rFonts w:cs="Arial"/>
           <w:color w:val="000000" w:themeColor="text1"/>
         </w:rPr>
-        <w:t xml:space="preserve">What is the maximum </w:t>
-      </w:r>
-      <w:proofErr w:type="spellStart"/>
-      <w:r>
-        <w:rPr>
-          <w:rFonts w:cs="Arial"/>
-          <w:color w:val="000000" w:themeColor="text1"/>
-        </w:rPr>
-        <w:t>cwnd</w:t>
-      </w:r>
-      <w:proofErr w:type="spellEnd"/>
-      <w:r>
-        <w:rPr>
-          <w:rFonts w:cs="Arial"/>
-          <w:color w:val="000000" w:themeColor="text1"/>
-        </w:rPr>
-        <w:t xml:space="preserve"> reached before each loss event?</w:t>
+        <w:t>What is the maximum cwnd reached before each loss event?</w:t>
       </w:r>
     </w:p>
     <w:p>
@@ -16547,37 +16326,12 @@
         </w:rPr>
         <w:t xml:space="preserve"> </w:t>
       </w:r>
-      <w:proofErr w:type="spellStart"/>
-      <w:r>
-        <w:rPr>
-          <w:rFonts w:cs="Arial"/>
-          <w:color w:val="000000" w:themeColor="text1"/>
-        </w:rPr>
-        <w:t>cwnd</w:t>
-      </w:r>
-      <w:proofErr w:type="spellEnd"/>
-      <w:r>
-        <w:rPr>
-          <w:rFonts w:cs="Arial"/>
-          <w:color w:val="000000" w:themeColor="text1"/>
-        </w:rPr>
-        <w:t xml:space="preserve"> before loss = 27. </w:t>
-      </w:r>
-      <w:proofErr w:type="spellStart"/>
-      <w:r>
-        <w:rPr>
-          <w:rFonts w:cs="Arial"/>
-          <w:color w:val="000000" w:themeColor="text1"/>
-        </w:rPr>
-        <w:t>ssthresh</w:t>
-      </w:r>
-      <w:proofErr w:type="spellEnd"/>
-      <w:r>
-        <w:rPr>
-          <w:rFonts w:cs="Arial"/>
-          <w:color w:val="000000" w:themeColor="text1"/>
-        </w:rPr>
-        <w:t xml:space="preserve"> = </w:t>
+      <w:r>
+        <w:rPr>
+          <w:rFonts w:cs="Arial"/>
+          <w:color w:val="000000" w:themeColor="text1"/>
+        </w:rPr>
+        <w:t xml:space="preserve">cwnd before loss = 27. ssthresh = </w:t>
       </w:r>
       <w:r>
         <w:rPr>
@@ -16605,39 +16359,7 @@
           <w:rFonts w:cs="Arial"/>
           <w:color w:val="000000" w:themeColor="text1"/>
         </w:rPr>
-        <w:t xml:space="preserve"> = 13, </w:t>
-      </w:r>
-      <w:proofErr w:type="spellStart"/>
-      <w:r>
-        <w:rPr>
-          <w:rFonts w:cs="Arial"/>
-          <w:color w:val="000000" w:themeColor="text1"/>
-        </w:rPr>
-        <w:t>cwnd</w:t>
-      </w:r>
-      <w:proofErr w:type="spellEnd"/>
-      <w:r>
-        <w:rPr>
-          <w:rFonts w:cs="Arial"/>
-          <w:color w:val="000000" w:themeColor="text1"/>
-        </w:rPr>
-        <w:t xml:space="preserve"> after = </w:t>
-      </w:r>
-      <w:proofErr w:type="spellStart"/>
-      <w:r>
-        <w:rPr>
-          <w:rFonts w:cs="Arial"/>
-          <w:color w:val="000000" w:themeColor="text1"/>
-        </w:rPr>
-        <w:t>ssthresh</w:t>
-      </w:r>
-      <w:proofErr w:type="spellEnd"/>
-      <w:r>
-        <w:rPr>
-          <w:rFonts w:cs="Arial"/>
-          <w:color w:val="000000" w:themeColor="text1"/>
-        </w:rPr>
-        <w:t xml:space="preserve"> + 3 = 16</w:t>
+        <w:t xml:space="preserve"> = 13, cwnd after = ssthresh + 3 = 16</w:t>
       </w:r>
     </w:p>
     <w:p>
@@ -16726,21 +16448,12 @@
         </w:rPr>
         <w:t xml:space="preserve">, </w:t>
       </w:r>
-      <w:proofErr w:type="spellStart"/>
-      <w:r>
-        <w:rPr>
-          <w:rFonts w:cs="Arial"/>
-          <w:color w:val="000000" w:themeColor="text1"/>
-        </w:rPr>
-        <w:t>cwnd</w:t>
-      </w:r>
-      <w:proofErr w:type="spellEnd"/>
-      <w:r>
-        <w:rPr>
-          <w:rFonts w:cs="Arial"/>
-          <w:color w:val="000000" w:themeColor="text1"/>
-        </w:rPr>
-        <w:t xml:space="preserve"> drops from 26 → 1</w:t>
+      <w:r>
+        <w:rPr>
+          <w:rFonts w:cs="Arial"/>
+          <w:color w:val="000000" w:themeColor="text1"/>
+        </w:rPr>
+        <w:t>cwnd drops from 26 → 1</w:t>
       </w:r>
     </w:p>
     <w:p>
@@ -16828,47 +16541,22 @@
           <w:rFonts w:cs="Arial"/>
           <w:color w:val="000000" w:themeColor="text1"/>
         </w:rPr>
-        <w:t xml:space="preserve"> Initial </w:t>
-      </w:r>
-      <w:proofErr w:type="spellStart"/>
-      <w:r>
-        <w:rPr>
-          <w:rFonts w:cs="Arial"/>
-          <w:color w:val="000000" w:themeColor="text1"/>
-        </w:rPr>
-        <w:t>ssthresh</w:t>
-      </w:r>
-      <w:proofErr w:type="spellEnd"/>
-    </w:p>
-    <w:p>
-      <w:pPr>
-        <w:rPr>
-          <w:rFonts w:cs="Arial"/>
-          <w:color w:val="000000" w:themeColor="text1"/>
-        </w:rPr>
-      </w:pPr>
-      <w:r>
-        <w:rPr>
-          <w:rFonts w:cs="Arial"/>
-          <w:color w:val="000000" w:themeColor="text1"/>
-        </w:rPr>
-        <w:t xml:space="preserve">Slow start stops at </w:t>
-      </w:r>
-      <w:proofErr w:type="spellStart"/>
-      <w:r>
-        <w:rPr>
-          <w:rFonts w:cs="Arial"/>
-          <w:color w:val="000000" w:themeColor="text1"/>
-        </w:rPr>
-        <w:t>cwnd</w:t>
-      </w:r>
-      <w:proofErr w:type="spellEnd"/>
-      <w:r>
-        <w:rPr>
-          <w:rFonts w:cs="Arial"/>
-          <w:color w:val="000000" w:themeColor="text1"/>
-        </w:rPr>
-        <w:t xml:space="preserve"> </w:t>
+        <w:t xml:space="preserve"> Initial ssthresh</w:t>
+      </w:r>
+    </w:p>
+    <w:p>
+      <w:pPr>
+        <w:rPr>
+          <w:rFonts w:cs="Arial"/>
+          <w:color w:val="000000" w:themeColor="text1"/>
+        </w:rPr>
+      </w:pPr>
+      <w:r>
+        <w:rPr>
+          <w:rFonts w:cs="Arial"/>
+          <w:color w:val="000000" w:themeColor="text1"/>
+        </w:rPr>
+        <w:t xml:space="preserve">Slow start stops at cwnd </w:t>
       </w:r>
       <w:r>
         <w:rPr>
@@ -16891,21 +16579,12 @@
         </w:rPr>
         <w:t xml:space="preserve">,so </w:t>
       </w:r>
-      <w:proofErr w:type="spellStart"/>
-      <w:r>
-        <w:rPr>
-          <w:rFonts w:cs="Arial"/>
-          <w:color w:val="000000" w:themeColor="text1"/>
-        </w:rPr>
-        <w:t>ssthresh</w:t>
-      </w:r>
-      <w:proofErr w:type="spellEnd"/>
-      <w:r>
-        <w:rPr>
-          <w:rFonts w:cs="Arial"/>
-          <w:color w:val="000000" w:themeColor="text1"/>
-        </w:rPr>
-        <w:t xml:space="preserve"> = 8</w:t>
+      <w:r>
+        <w:rPr>
+          <w:rFonts w:cs="Arial"/>
+          <w:color w:val="000000" w:themeColor="text1"/>
+        </w:rPr>
+        <w:t>ssthresh = 8</w:t>
       </w:r>
     </w:p>
     <w:p>
@@ -16945,21 +16624,12 @@
           <w:color w:val="000000" w:themeColor="text1"/>
         </w:rPr>
       </w:pPr>
-      <w:proofErr w:type="spellStart"/>
-      <w:r>
-        <w:rPr>
-          <w:rFonts w:cs="Arial"/>
-          <w:color w:val="000000" w:themeColor="text1"/>
-        </w:rPr>
-        <w:t>cwnd</w:t>
-      </w:r>
-      <w:proofErr w:type="spellEnd"/>
-      <w:r>
-        <w:rPr>
-          <w:rFonts w:cs="Arial"/>
-          <w:color w:val="000000" w:themeColor="text1"/>
-        </w:rPr>
-        <w:t xml:space="preserve"> before loss </w:t>
+      <w:r>
+        <w:rPr>
+          <w:rFonts w:cs="Arial"/>
+          <w:color w:val="000000" w:themeColor="text1"/>
+        </w:rPr>
+        <w:t xml:space="preserve">cwnd before loss </w:t>
       </w:r>
       <w:r>
         <w:rPr>
@@ -16989,21 +16659,12 @@
         </w:rPr>
         <w:t xml:space="preserve">: </w:t>
       </w:r>
-      <w:proofErr w:type="spellStart"/>
-      <w:r>
-        <w:rPr>
-          <w:rFonts w:cs="Arial"/>
-          <w:color w:val="000000" w:themeColor="text1"/>
-        </w:rPr>
-        <w:t>ssthresh</w:t>
-      </w:r>
-      <w:proofErr w:type="spellEnd"/>
-      <w:r>
-        <w:rPr>
-          <w:rFonts w:cs="Arial"/>
-          <w:color w:val="000000" w:themeColor="text1"/>
-        </w:rPr>
-        <w:t xml:space="preserve"> = </w:t>
+      <w:r>
+        <w:rPr>
+          <w:rFonts w:cs="Arial"/>
+          <w:color w:val="000000" w:themeColor="text1"/>
+        </w:rPr>
+        <w:t xml:space="preserve">ssthresh = </w:t>
       </w:r>
       <w:r>
         <w:rPr>
@@ -17054,37 +16715,12 @@
         </w:rPr>
         <w:t xml:space="preserve">, </w:t>
       </w:r>
-      <w:proofErr w:type="spellStart"/>
-      <w:r>
-        <w:rPr>
-          <w:rFonts w:cs="Arial"/>
-          <w:color w:val="000000" w:themeColor="text1"/>
-        </w:rPr>
-        <w:t>cwnd</w:t>
-      </w:r>
-      <w:proofErr w:type="spellEnd"/>
-      <w:r>
-        <w:rPr>
-          <w:rFonts w:cs="Arial"/>
-          <w:color w:val="000000" w:themeColor="text1"/>
-        </w:rPr>
-        <w:t xml:space="preserve"> after = </w:t>
-      </w:r>
-      <w:proofErr w:type="spellStart"/>
-      <w:r>
-        <w:rPr>
-          <w:rFonts w:cs="Arial"/>
-          <w:color w:val="000000" w:themeColor="text1"/>
-        </w:rPr>
-        <w:t>ssthresh</w:t>
-      </w:r>
-      <w:proofErr w:type="spellEnd"/>
-      <w:r>
-        <w:rPr>
-          <w:rFonts w:cs="Arial"/>
-          <w:color w:val="000000" w:themeColor="text1"/>
-        </w:rPr>
-        <w:t xml:space="preserve"> + 3 = 16</w:t>
+      <w:r>
+        <w:rPr>
+          <w:rFonts w:cs="Arial"/>
+          <w:color w:val="000000" w:themeColor="text1"/>
+        </w:rPr>
+        <w:t>cwnd after = ssthresh + 3 = 16</w:t>
       </w:r>
     </w:p>
     <w:p>
@@ -17123,21 +16759,12 @@
           <w:color w:val="000000" w:themeColor="text1"/>
         </w:rPr>
       </w:pPr>
-      <w:proofErr w:type="spellStart"/>
-      <w:r>
-        <w:rPr>
-          <w:rFonts w:cs="Arial"/>
-          <w:color w:val="000000" w:themeColor="text1"/>
-        </w:rPr>
-        <w:t>cwnd</w:t>
-      </w:r>
-      <w:proofErr w:type="spellEnd"/>
-      <w:r>
-        <w:rPr>
-          <w:rFonts w:cs="Arial"/>
-          <w:color w:val="000000" w:themeColor="text1"/>
-        </w:rPr>
-        <w:t xml:space="preserve"> before loss </w:t>
+      <w:r>
+        <w:rPr>
+          <w:rFonts w:cs="Arial"/>
+          <w:color w:val="000000" w:themeColor="text1"/>
+        </w:rPr>
+        <w:t xml:space="preserve">cwnd before loss </w:t>
       </w:r>
       <w:r>
         <w:rPr>
@@ -17160,21 +16787,12 @@
         </w:rPr>
         <w:t xml:space="preserve">, </w:t>
       </w:r>
-      <w:proofErr w:type="spellStart"/>
-      <w:r>
-        <w:rPr>
-          <w:rFonts w:cs="Arial"/>
-          <w:color w:val="000000" w:themeColor="text1"/>
-        </w:rPr>
-        <w:t>ssthresh</w:t>
-      </w:r>
-      <w:proofErr w:type="spellEnd"/>
-      <w:r>
-        <w:rPr>
-          <w:rFonts w:cs="Arial"/>
-          <w:color w:val="000000" w:themeColor="text1"/>
-        </w:rPr>
-        <w:t xml:space="preserve"> = </w:t>
+      <w:r>
+        <w:rPr>
+          <w:rFonts w:cs="Arial"/>
+          <w:color w:val="000000" w:themeColor="text1"/>
+        </w:rPr>
+        <w:t xml:space="preserve">ssthresh = </w:t>
       </w:r>
       <w:r>
         <w:rPr>
@@ -17211,21 +16829,12 @@
         </w:rPr>
         <w:t xml:space="preserve">, </w:t>
       </w:r>
-      <w:proofErr w:type="spellStart"/>
-      <w:r>
-        <w:rPr>
-          <w:rFonts w:cs="Arial"/>
-          <w:color w:val="000000" w:themeColor="text1"/>
-        </w:rPr>
-        <w:t>cwnd</w:t>
-      </w:r>
-      <w:proofErr w:type="spellEnd"/>
-      <w:r>
-        <w:rPr>
-          <w:rFonts w:cs="Arial"/>
-          <w:color w:val="000000" w:themeColor="text1"/>
-        </w:rPr>
-        <w:t xml:space="preserve"> after = 1</w:t>
+      <w:r>
+        <w:rPr>
+          <w:rFonts w:cs="Arial"/>
+          <w:color w:val="000000" w:themeColor="text1"/>
+        </w:rPr>
+        <w:t>cwnd after = 1</w:t>
       </w:r>
     </w:p>
     <w:p>
@@ -17254,23 +16863,7 @@
           <w:rFonts w:cs="Arial"/>
           <w:color w:val="000000" w:themeColor="text1"/>
         </w:rPr>
-        <w:t xml:space="preserve">8 Maximum </w:t>
-      </w:r>
-      <w:proofErr w:type="spellStart"/>
-      <w:r>
-        <w:rPr>
-          <w:rFonts w:cs="Arial"/>
-          <w:color w:val="000000" w:themeColor="text1"/>
-        </w:rPr>
-        <w:t>cwnd</w:t>
-      </w:r>
-      <w:proofErr w:type="spellEnd"/>
-      <w:r>
-        <w:rPr>
-          <w:rFonts w:cs="Arial"/>
-          <w:color w:val="000000" w:themeColor="text1"/>
-        </w:rPr>
-        <w:t xml:space="preserve"> before losses</w:t>
+        <w:t>8 Maximum cwnd before losses</w:t>
       </w:r>
     </w:p>
     <w:p>
@@ -17395,21 +16988,12 @@
         </w:rPr>
         <w:t xml:space="preserve"> </w:t>
       </w:r>
-      <w:proofErr w:type="spellStart"/>
-      <w:r>
-        <w:rPr>
-          <w:rFonts w:cs="Arial"/>
-          <w:color w:val="000000" w:themeColor="text1"/>
-        </w:rPr>
-        <w:t>cwnd</w:t>
-      </w:r>
-      <w:proofErr w:type="spellEnd"/>
-      <w:r>
-        <w:rPr>
-          <w:rFonts w:cs="Arial"/>
-          <w:color w:val="000000" w:themeColor="text1"/>
-        </w:rPr>
-        <w:t xml:space="preserve"> drops from 27 to</w:t>
+      <w:r>
+        <w:rPr>
+          <w:rFonts w:cs="Arial"/>
+          <w:color w:val="000000" w:themeColor="text1"/>
+        </w:rPr>
+        <w:t>cwnd drops from 27 to</w:t>
       </w:r>
       <w:r>
         <w:rPr>
@@ -17477,21 +17061,12 @@
         </w:rPr>
         <w:t xml:space="preserve"> </w:t>
       </w:r>
-      <w:proofErr w:type="spellStart"/>
-      <w:r>
-        <w:rPr>
-          <w:rFonts w:cs="Arial"/>
-          <w:color w:val="000000" w:themeColor="text1"/>
-        </w:rPr>
-        <w:t>cwnd</w:t>
-      </w:r>
-      <w:proofErr w:type="spellEnd"/>
-      <w:r>
-        <w:rPr>
-          <w:rFonts w:cs="Arial"/>
-          <w:color w:val="000000" w:themeColor="text1"/>
-        </w:rPr>
-        <w:t xml:space="preserve"> increases linearly, not exponentially</w:t>
+      <w:r>
+        <w:rPr>
+          <w:rFonts w:cs="Arial"/>
+          <w:color w:val="000000" w:themeColor="text1"/>
+        </w:rPr>
+        <w:t>cwnd increases linearly, not exponentially</w:t>
       </w:r>
       <w:r>
         <w:rPr>
@@ -17561,21 +17136,12 @@
           <w:color w:val="000000" w:themeColor="text1"/>
         </w:rPr>
       </w:pPr>
-      <w:proofErr w:type="spellStart"/>
-      <w:r>
-        <w:rPr>
-          <w:rFonts w:cs="Arial"/>
-          <w:color w:val="000000" w:themeColor="text1"/>
-        </w:rPr>
-        <w:t>cwnd</w:t>
-      </w:r>
-      <w:proofErr w:type="spellEnd"/>
-      <w:r>
-        <w:rPr>
-          <w:rFonts w:cs="Arial"/>
-          <w:color w:val="000000" w:themeColor="text1"/>
-        </w:rPr>
-        <w:t xml:space="preserve"> values:</w:t>
+      <w:r>
+        <w:rPr>
+          <w:rFonts w:cs="Arial"/>
+          <w:color w:val="000000" w:themeColor="text1"/>
+        </w:rPr>
+        <w:t>cwnd values:</w:t>
       </w:r>
     </w:p>
     <w:p>
